--- a/public/exports/workflows/subcontractor-onboarding/workflow.docx
+++ b/public/exports/workflows/subcontractor-onboarding/workflow.docx
@@ -14,7 +14,7 @@
     </w:p>
     <w:p>
       <w:pPr>
-        <w:spacing w:after="160"/>
+        <w:spacing w:after="180"/>
         <w:jc w:val="both"/>
       </w:pPr>
       <w:r>
@@ -33,7 +33,7 @@
     </w:p>
     <w:p>
       <w:pPr>
-        <w:spacing w:after="160"/>
+        <w:spacing w:after="180"/>
         <w:jc w:val="both"/>
       </w:pPr>
       <w:r>
@@ -43,7 +43,8 @@
     <w:p>
       <w:pPr>
         <w:pStyle w:val="Heading2"/>
-        <w:spacing w:after="160" w:before="280"/>
+        <w:keepNext/>
+        <w:spacing w:after="180" w:before="360"/>
       </w:pPr>
       <w:r>
         <w:t xml:space="preserve">Хто за що відповідає</w:t>
@@ -104,7 +105,8 @@
     <w:p>
       <w:pPr>
         <w:pStyle w:val="Heading2"/>
-        <w:spacing w:after="160" w:before="280"/>
+        <w:keepNext/>
+        <w:spacing w:after="180" w:before="360"/>
       </w:pPr>
       <w:r>
         <w:t xml:space="preserve">Документи, які використовуються</w:t>
@@ -112,7 +114,7 @@
     </w:p>
     <w:p>
       <w:pPr>
-        <w:spacing w:after="160"/>
+        <w:spacing w:after="180"/>
         <w:jc w:val="both"/>
       </w:pPr>
       <w:r>
@@ -186,7 +188,7 @@
     </w:p>
     <w:p>
       <w:pPr>
-        <w:spacing w:after="160"/>
+        <w:spacing w:after="180"/>
         <w:jc w:val="both"/>
       </w:pPr>
       <w:r>
@@ -196,7 +198,8 @@
     <w:p>
       <w:pPr>
         <w:pStyle w:val="Heading2"/>
-        <w:spacing w:after="160" w:before="280"/>
+        <w:keepNext/>
+        <w:spacing w:after="180" w:before="360"/>
       </w:pPr>
       <w:r>
         <w:t xml:space="preserve">Що зазвичай йде не так</w:t>
@@ -224,12 +227,22 @@
     </w:p>
     <w:p>
       <w:pPr>
-        <w:spacing w:after="160"/>
-        <w:jc w:val="both"/>
-      </w:pPr>
-      <w:r>
-        <w:t xml:space="preserve">до operations. Субпідрядники — нетерплячі, вони переходять до конкурентів за 3-4 дні очікування. - </w:t>
-      </w:r>
+        <w:spacing w:after="180"/>
+        <w:jc w:val="both"/>
+      </w:pPr>
+      <w:r>
+        <w:t xml:space="preserve">до operations. Субпідрядники — нетерплячі, вони переходять до конкурентів за 3-4 дні очікування.</w:t>
+      </w:r>
+    </w:p>
+    <w:p>
+      <w:pPr>
+        <w:pStyle w:val="ListParagraph"/>
+        <w:numPr>
+          <w:ilvl w:val="0"/>
+          <w:numId w:val="1"/>
+        </w:numPr>
+        <w:spacing w:after="60"/>
+      </w:pPr>
       <w:r>
         <w:rPr>
           <w:b/>
@@ -238,8 +251,27 @@
         <w:t xml:space="preserve">Неузгоджена ставка.</w:t>
       </w:r>
       <w:r>
-        <w:t xml:space="preserve"> Tech Lead озвучує приблизну цифру, PM озвучує іншу. Завжди фінальну ставку погоджує PM з посиланням на затверджений бюджет. - </w:t>
-      </w:r>
+        <w:t xml:space="preserve"> Tech Lead озвучує приблизну цифру, PM</w:t>
+      </w:r>
+    </w:p>
+    <w:p>
+      <w:pPr>
+        <w:spacing w:after="180"/>
+        <w:jc w:val="both"/>
+      </w:pPr>
+      <w:r>
+        <w:t xml:space="preserve">озвучує іншу. Завжди фінальну ставку погоджує PM з посиланням на затверджений бюджет.</w:t>
+      </w:r>
+    </w:p>
+    <w:p>
+      <w:pPr>
+        <w:pStyle w:val="ListParagraph"/>
+        <w:numPr>
+          <w:ilvl w:val="0"/>
+          <w:numId w:val="1"/>
+        </w:numPr>
+        <w:spacing w:after="60"/>
+      </w:pPr>
       <w:r>
         <w:rPr>
           <w:b/>
@@ -248,8 +280,14 @@
         <w:t xml:space="preserve">Доступи після підпису.</w:t>
       </w:r>
       <w:r>
-        <w:t xml:space="preserve"> IT Operations має отримати тригер від PM </w:t>
-      </w:r>
+        <w:t xml:space="preserve"> IT Operations має отримати тригер від PM</w:t>
+      </w:r>
+    </w:p>
+    <w:p>
+      <w:pPr>
+        <w:spacing w:after="180"/>
+        <w:jc w:val="both"/>
+      </w:pPr>
       <w:r>
         <w:rPr>
           <w:b/>
@@ -258,8 +296,18 @@
         <w:t xml:space="preserve">у день підписання</w:t>
       </w:r>
       <w:r>
-        <w:t xml:space="preserve">, не раніше. Передчасні доступи — security risk; пізніші — простій. - </w:t>
-      </w:r>
+        <w:t xml:space="preserve">, не раніше. Передчасні доступи — security risk; пізніші — простій.</w:t>
+      </w:r>
+    </w:p>
+    <w:p>
+      <w:pPr>
+        <w:pStyle w:val="ListParagraph"/>
+        <w:numPr>
+          <w:ilvl w:val="0"/>
+          <w:numId w:val="1"/>
+        </w:numPr>
+        <w:spacing w:after="60"/>
+      </w:pPr>
       <w:r>
         <w:rPr>
           <w:b/>
@@ -268,13 +316,23 @@
         <w:t xml:space="preserve">Open-source гарантія.</w:t>
       </w:r>
       <w:r>
-        <w:t xml:space="preserve"> Субпідрядники часто не читають секцію IP Assignment про GPL/AGPL. Tech Lead має явно проговорити це на технічному інтерв'ю.</w:t>
+        <w:t xml:space="preserve"> Субпідрядники часто не читають секцію</w:t>
+      </w:r>
+    </w:p>
+    <w:p>
+      <w:pPr>
+        <w:spacing w:after="180"/>
+        <w:jc w:val="both"/>
+      </w:pPr>
+      <w:r>
+        <w:t xml:space="preserve">IP Assignment про GPL/AGPL. Tech Lead має явно проговорити це на технічному інтерв'ю.</w:t>
       </w:r>
     </w:p>
     <w:p>
       <w:pPr>
         <w:pStyle w:val="Heading2"/>
-        <w:spacing w:after="160" w:before="280"/>
+        <w:keepNext/>
+        <w:spacing w:after="180" w:before="360"/>
       </w:pPr>
       <w:r>
         <w:t xml:space="preserve">Пов'язані процеси</w:t>
@@ -295,11 +353,55 @@
     </w:p>
     <w:p>
       <w:pPr>
-        <w:spacing w:after="160"/>
-        <w:jc w:val="both"/>
-      </w:pPr>
-      <w:r>
-        <w:t xml:space="preserve">потрапляє у план навантаження - Офбординг субпідрядника — дзеркальний процес, коли співпраця завершується - Legal governance процес — періодичний перегляд шаблонів договорів (раз на 6 місяців)</w:t>
+        <w:spacing w:after="180"/>
+        <w:jc w:val="both"/>
+      </w:pPr>
+      <w:r>
+        <w:t xml:space="preserve">потрапляє у план навантаження</w:t>
+      </w:r>
+    </w:p>
+    <w:p>
+      <w:pPr>
+        <w:pStyle w:val="ListParagraph"/>
+        <w:numPr>
+          <w:ilvl w:val="0"/>
+          <w:numId w:val="1"/>
+        </w:numPr>
+        <w:spacing w:after="60"/>
+      </w:pPr>
+      <w:r>
+        <w:t xml:space="preserve">Офбординг субпідрядника — дзеркальний процес, коли співпраця</w:t>
+      </w:r>
+    </w:p>
+    <w:p>
+      <w:pPr>
+        <w:spacing w:after="180"/>
+        <w:jc w:val="both"/>
+      </w:pPr>
+      <w:r>
+        <w:t xml:space="preserve">завершується</w:t>
+      </w:r>
+    </w:p>
+    <w:p>
+      <w:pPr>
+        <w:pStyle w:val="ListParagraph"/>
+        <w:numPr>
+          <w:ilvl w:val="0"/>
+          <w:numId w:val="1"/>
+        </w:numPr>
+        <w:spacing w:after="60"/>
+      </w:pPr>
+      <w:r>
+        <w:t xml:space="preserve">Legal governance процес — періодичний перегляд шаблонів</w:t>
+      </w:r>
+    </w:p>
+    <w:p>
+      <w:pPr>
+        <w:spacing w:after="180"/>
+        <w:jc w:val="both"/>
+      </w:pPr>
+      <w:r>
+        <w:t xml:space="preserve">договорів (раз на 6 місяців)</w:t>
       </w:r>
     </w:p>
     <w:sectPr>
@@ -362,7 +464,7 @@
     </w:pPr>
     <w:r>
       <w:rPr>
-        <w:color w:val="888888"/>
+        <w:color w:val="8A8578"/>
         <w:sz w:val="16"/>
         <w:szCs w:val="16"/>
       </w:rPr>
@@ -370,12 +472,31 @@
     </w:r>
     <w:r>
       <w:rPr>
-        <w:color w:val="888888"/>
+        <w:color w:val="8A8578"/>
         <w:sz w:val="16"/>
         <w:szCs w:val="16"/>
       </w:rPr>
       <w:fldChar w:fldCharType="begin"/>
       <w:instrText xml:space="preserve">PAGE</w:instrText>
+      <w:fldChar w:fldCharType="separate"/>
+      <w:fldChar w:fldCharType="end"/>
+    </w:r>
+    <w:r>
+      <w:rPr>
+        <w:color w:val="8A8578"/>
+        <w:sz w:val="16"/>
+        <w:szCs w:val="16"/>
+      </w:rPr>
+      <w:t xml:space="preserve"> / </w:t>
+    </w:r>
+    <w:r>
+      <w:rPr>
+        <w:color w:val="8A8578"/>
+        <w:sz w:val="16"/>
+        <w:szCs w:val="16"/>
+      </w:rPr>
+      <w:fldChar w:fldCharType="begin"/>
+      <w:instrText xml:space="preserve">NUMPAGES</w:instrText>
       <w:fldChar w:fldCharType="separate"/>
       <w:fldChar w:fldCharType="end"/>
     </w:r>
@@ -551,8 +672,13 @@
     <w:basedOn w:val="Normal"/>
     <w:next w:val="Normal"/>
     <w:qFormat/>
-    <w:rPr>
-      <w:color w:val="2E74B5"/>
+    <w:pPr>
+      <w:spacing w:after="200" w:before="400"/>
+    </w:pPr>
+    <w:rPr>
+      <w:rFonts w:ascii="Georgia" w:cs="Georgia" w:eastAsia="Georgia" w:hAnsi="Georgia"/>
+      <w:b/>
+      <w:bCs/>
       <w:sz w:val="32"/>
       <w:szCs w:val="32"/>
     </w:rPr>
@@ -562,8 +688,13 @@
     <w:basedOn w:val="Normal"/>
     <w:next w:val="Normal"/>
     <w:qFormat/>
-    <w:rPr>
-      <w:color w:val="2E74B5"/>
+    <w:pPr>
+      <w:spacing w:after="160" w:before="320"/>
+    </w:pPr>
+    <w:rPr>
+      <w:rFonts w:ascii="Georgia" w:cs="Georgia" w:eastAsia="Georgia" w:hAnsi="Georgia"/>
+      <w:b/>
+      <w:bCs/>
       <w:sz w:val="26"/>
       <w:szCs w:val="26"/>
     </w:rPr>
@@ -573,10 +704,15 @@
     <w:basedOn w:val="Normal"/>
     <w:next w:val="Normal"/>
     <w:qFormat/>
-    <w:rPr>
-      <w:color w:val="1F4D78"/>
-      <w:sz w:val="24"/>
-      <w:szCs w:val="24"/>
+    <w:pPr>
+      <w:spacing w:after="120" w:before="240"/>
+    </w:pPr>
+    <w:rPr>
+      <w:rFonts w:ascii="Georgia" w:cs="Georgia" w:eastAsia="Georgia" w:hAnsi="Georgia"/>
+      <w:b/>
+      <w:bCs/>
+      <w:sz w:val="22"/>
+      <w:szCs w:val="22"/>
     </w:rPr>
   </w:style>
   <w:style w:type="paragraph" w:styleId="Heading4">
